--- a/Machine Learning Techniques/skills/skill1/skill1.docx
+++ b/Machine Learning Techniques/skills/skill1/skill1.docx
@@ -2,7 +2,668 @@
 <file path=word/document.xml><?xml version="1.0" encoding="utf-8"?>
 <w:document xmlns:wpc="http://schemas.microsoft.com/office/word/2010/wordprocessingCanvas" xmlns:cx="http://schemas.microsoft.com/office/drawing/2014/chartex" xmlns:cx1="http://schemas.microsoft.com/office/drawing/2015/9/8/chartex" xmlns:cx2="http://schemas.microsoft.com/office/drawing/2015/10/21/chartex" xmlns:cx3="http://schemas.microsoft.com/office/drawing/2016/5/9/chartex" xmlns:cx4="http://schemas.microsoft.com/office/drawing/2016/5/10/chartex" xmlns:cx5="http://schemas.microsoft.com/office/drawing/2016/5/11/chartex" xmlns:cx6="http://schemas.microsoft.com/office/drawing/2016/5/12/chartex" xmlns:cx7="http://schemas.microsoft.com/office/drawing/2016/5/13/chartex" xmlns:cx8="http://schemas.microsoft.com/office/drawing/2016/5/14/chartex" xmlns:mc="http://schemas.openxmlformats.org/markup-compatibility/2006" xmlns:aink="http://schemas.microsoft.com/office/drawing/2016/ink" xmlns:am3d="http://schemas.microsoft.com/office/drawing/2017/model3d" xmlns:o="urn:schemas-microsoft-com:office:office" xmlns:oel="http://schemas.microsoft.com/office/2019/extlst" xmlns:r="http://schemas.openxmlformats.org/officeDocument/2006/relationships" xmlns:m="http://schemas.openxmlformats.org/officeDocument/2006/math" xmlns:v="urn:schemas-microsoft-com:vml" xmlns:wp14="http://schemas.microsoft.com/office/word/2010/wordprocessingDrawing" xmlns:wp="http://schemas.openxmlformats.org/drawingml/2006/wordprocessingDrawing" xmlns:w10="urn:schemas-microsoft-com:office:word" xmlns:w="http://schemas.openxmlformats.org/wordprocessingml/2006/main" xmlns:w14="http://schemas.microsoft.com/office/word/2010/wordml" xmlns:w15="http://schemas.microsoft.com/office/word/2012/wordml" xmlns:w16cex="http://schemas.microsoft.com/office/word/2018/wordml/cex" xmlns:w16cid="http://schemas.microsoft.com/office/word/2016/wordml/cid" xmlns:w16="http://schemas.microsoft.com/office/word/2018/wordml" xmlns:w16du="http://schemas.microsoft.com/office/word/2023/wordml/word16du" xmlns:w16sdtdh="http://schemas.microsoft.com/office/word/2020/wordml/sdtdatahash" xmlns:w16sdtfl="http://schemas.microsoft.com/office/word/2024/wordml/sdtformatlock" xmlns:w16se="http://schemas.microsoft.com/office/word/2015/wordml/symex" xmlns:wpg="http://schemas.microsoft.com/office/word/2010/wordprocessingGroup" xmlns:wpi="http://schemas.microsoft.com/office/word/2010/wordprocessingInk" xmlns:wne="http://schemas.microsoft.com/office/word/2006/wordml" xmlns:wps="http://schemas.microsoft.com/office/word/2010/wordprocessingShape" mc:Ignorable="w14 w15 w16se w16cid w16 w16cex w16sdtdh w16sdtfl w16du wp14">
   <w:body>
-    <w:p/>
+    <w:p>
+      <w:pPr>
+        <w:spacing w:after="0"/>
+        <w:rPr>
+          <w:rFonts w:asciiTheme="majorHAnsi" w:eastAsiaTheme="majorEastAsia" w:hAnsiTheme="majorHAnsi" w:cstheme="majorBidi"/>
+          <w:color w:val="0F4761" w:themeColor="accent1" w:themeShade="BF"/>
+          <w:sz w:val="40"/>
+          <w:szCs w:val="40"/>
+        </w:rPr>
+      </w:pPr>
+      <w:r>
+        <w:rPr>
+          <w:rFonts w:asciiTheme="majorHAnsi" w:eastAsiaTheme="majorEastAsia" w:hAnsiTheme="majorHAnsi" w:cstheme="majorBidi"/>
+          <w:color w:val="0F4761" w:themeColor="accent1" w:themeShade="BF"/>
+          <w:sz w:val="40"/>
+          <w:szCs w:val="40"/>
+        </w:rPr>
+        <w:t>Skill Activity 1 – Identify the ML Solution</w:t>
+      </w:r>
+    </w:p>
+    <w:p>
+      <w:pPr>
+        <w:spacing w:after="0"/>
+      </w:pPr>
+      <w:r>
+        <w:t>A college wants to develop a system that predicts whether a student is likely to successfully complete a course based on attendance, internal marks, assignment performance, previous academic performance, and practical performance.</w:t>
+      </w:r>
+      <w:r>
+        <w:br/>
+      </w:r>
+    </w:p>
+    <w:p>
+      <w:pPr>
+        <w:pStyle w:val="ListParagraph"/>
+        <w:numPr>
+          <w:ilvl w:val="0"/>
+          <w:numId w:val="3"/>
+        </w:numPr>
+        <w:spacing w:after="0"/>
+      </w:pPr>
+      <w:r>
+        <w:t>What is the problem?</w:t>
+      </w:r>
+    </w:p>
+    <w:p>
+      <w:pPr>
+        <w:pStyle w:val="ListParagraph"/>
+        <w:spacing w:after="0"/>
+      </w:pPr>
+      <w:r>
+        <w:t>The problem is to predict whether a student will successfully complete a course based on information about their academic performance and participation</w:t>
+      </w:r>
+      <w:r>
+        <w:t xml:space="preserve"> and t</w:t>
+      </w:r>
+      <w:r>
+        <w:t xml:space="preserve">o develop an ML system that </w:t>
+      </w:r>
+      <w:r>
+        <w:t>predicts that outcome</w:t>
+      </w:r>
+    </w:p>
+    <w:p>
+      <w:pPr>
+        <w:spacing w:after="0"/>
+      </w:pPr>
+    </w:p>
+    <w:p>
+      <w:pPr>
+        <w:pStyle w:val="ListParagraph"/>
+        <w:numPr>
+          <w:ilvl w:val="0"/>
+          <w:numId w:val="3"/>
+        </w:numPr>
+        <w:spacing w:after="0"/>
+      </w:pPr>
+      <w:r>
+        <w:t>What are the input features?</w:t>
+      </w:r>
+    </w:p>
+    <w:p>
+      <w:pPr>
+        <w:pStyle w:val="ListParagraph"/>
+        <w:spacing w:after="0"/>
+      </w:pPr>
+      <w:r>
+        <w:t>Attendance</w:t>
+      </w:r>
+    </w:p>
+    <w:p>
+      <w:pPr>
+        <w:spacing w:after="0"/>
+        <w:ind w:left="720"/>
+      </w:pPr>
+      <w:r>
+        <w:t>Internal marks</w:t>
+      </w:r>
+    </w:p>
+    <w:p>
+      <w:pPr>
+        <w:spacing w:after="0"/>
+        <w:ind w:left="720"/>
+      </w:pPr>
+      <w:r>
+        <w:t>Assignment performance</w:t>
+      </w:r>
+    </w:p>
+    <w:p>
+      <w:pPr>
+        <w:spacing w:after="0"/>
+        <w:ind w:left="720"/>
+      </w:pPr>
+      <w:r>
+        <w:t>Previous academic performance</w:t>
+      </w:r>
+    </w:p>
+    <w:p>
+      <w:pPr>
+        <w:spacing w:after="0"/>
+        <w:ind w:left="720"/>
+      </w:pPr>
+      <w:r>
+        <w:t>Practical performance</w:t>
+      </w:r>
+    </w:p>
+    <w:p>
+      <w:pPr>
+        <w:spacing w:after="0"/>
+      </w:pPr>
+    </w:p>
+    <w:p>
+      <w:pPr>
+        <w:pStyle w:val="ListParagraph"/>
+        <w:numPr>
+          <w:ilvl w:val="0"/>
+          <w:numId w:val="3"/>
+        </w:numPr>
+        <w:spacing w:after="0"/>
+      </w:pPr>
+      <w:r>
+        <w:t>What is the target variable?</w:t>
+      </w:r>
+    </w:p>
+    <w:p>
+      <w:pPr>
+        <w:pStyle w:val="ListParagraph"/>
+        <w:spacing w:after="0"/>
+      </w:pPr>
+      <w:r>
+        <w:t>The course completion status, such as Complete or Not Complete.</w:t>
+      </w:r>
+    </w:p>
+    <w:p>
+      <w:pPr>
+        <w:spacing w:after="0"/>
+      </w:pPr>
+    </w:p>
+    <w:p>
+      <w:pPr>
+        <w:pStyle w:val="ListParagraph"/>
+        <w:numPr>
+          <w:ilvl w:val="0"/>
+          <w:numId w:val="3"/>
+        </w:numPr>
+        <w:spacing w:after="0"/>
+      </w:pPr>
+      <w:r>
+        <w:t>Is this classification or regression?</w:t>
+      </w:r>
+    </w:p>
+    <w:p>
+      <w:pPr>
+        <w:pStyle w:val="ListParagraph"/>
+        <w:spacing w:after="0"/>
+      </w:pPr>
+      <w:r>
+        <w:t>It is a binary classification problem because the target has two possible categories.</w:t>
+      </w:r>
+    </w:p>
+    <w:p>
+      <w:pPr>
+        <w:spacing w:after="0"/>
+      </w:pPr>
+    </w:p>
+    <w:p>
+      <w:pPr>
+        <w:pStyle w:val="ListParagraph"/>
+        <w:numPr>
+          <w:ilvl w:val="0"/>
+          <w:numId w:val="3"/>
+        </w:numPr>
+        <w:spacing w:after="0"/>
+      </w:pPr>
+      <w:r>
+        <w:t>Which ML algorithm could be used?</w:t>
+      </w:r>
+    </w:p>
+    <w:p>
+      <w:pPr>
+        <w:pStyle w:val="ListParagraph"/>
+        <w:spacing w:after="0"/>
+      </w:pPr>
+      <w:r>
+        <w:t>Logistic Regression can be used. Other suitable algorithms include Decision Tree and Random Forest</w:t>
+      </w:r>
+      <w:r>
+        <w:t xml:space="preserve"> if there are non-linear relationships between the features in the dataset.</w:t>
+      </w:r>
+    </w:p>
+    <w:p>
+      <w:pPr>
+        <w:spacing w:after="0"/>
+      </w:pPr>
+    </w:p>
+    <w:p>
+      <w:pPr>
+        <w:pStyle w:val="ListParagraph"/>
+        <w:numPr>
+          <w:ilvl w:val="0"/>
+          <w:numId w:val="3"/>
+        </w:numPr>
+        <w:spacing w:after="0"/>
+      </w:pPr>
+      <w:r>
+        <w:t>What type of data is required?</w:t>
+      </w:r>
+    </w:p>
+    <w:p>
+      <w:pPr>
+        <w:pStyle w:val="ListParagraph"/>
+        <w:spacing w:after="0"/>
+      </w:pPr>
+      <w:r>
+        <w:t>Historical</w:t>
+      </w:r>
+      <w:r>
+        <w:t xml:space="preserve"> data</w:t>
+      </w:r>
+      <w:r>
+        <w:t>, structured student data containing the input features along with the actual course completion outcome. The data should be</w:t>
+      </w:r>
+      <w:r>
+        <w:t>:</w:t>
+      </w:r>
+    </w:p>
+    <w:p>
+      <w:pPr>
+        <w:pStyle w:val="ListParagraph"/>
+        <w:numPr>
+          <w:ilvl w:val="0"/>
+          <w:numId w:val="4"/>
+        </w:numPr>
+        <w:spacing w:after="0"/>
+      </w:pPr>
+      <w:r>
+        <w:t>A</w:t>
+      </w:r>
+      <w:r>
+        <w:t>ccurate</w:t>
+      </w:r>
+      <w:r>
+        <w:t xml:space="preserve">: </w:t>
+      </w:r>
+      <w:r>
+        <w:t>Marks and attendance should be recorded correctly</w:t>
+      </w:r>
+      <w:r>
+        <w:t xml:space="preserve">: </w:t>
+      </w:r>
+    </w:p>
+    <w:p>
+      <w:pPr>
+        <w:pStyle w:val="ListParagraph"/>
+        <w:numPr>
+          <w:ilvl w:val="0"/>
+          <w:numId w:val="4"/>
+        </w:numPr>
+        <w:spacing w:after="0"/>
+      </w:pPr>
+      <w:r>
+        <w:t>C</w:t>
+      </w:r>
+      <w:r>
+        <w:t>omplete</w:t>
+      </w:r>
+      <w:r>
+        <w:t>: t</w:t>
+      </w:r>
+      <w:r>
+        <w:t>here shouldn't be excessive missing values</w:t>
+      </w:r>
+    </w:p>
+    <w:p>
+      <w:pPr>
+        <w:pStyle w:val="ListParagraph"/>
+        <w:numPr>
+          <w:ilvl w:val="0"/>
+          <w:numId w:val="4"/>
+        </w:numPr>
+        <w:spacing w:after="0"/>
+      </w:pPr>
+      <w:r>
+        <w:t>R</w:t>
+      </w:r>
+      <w:r>
+        <w:t>elevant</w:t>
+      </w:r>
+      <w:r>
+        <w:t>: t</w:t>
+      </w:r>
+      <w:r>
+        <w:t>he features should actually have some relationship with course completion</w:t>
+      </w:r>
+    </w:p>
+    <w:p>
+      <w:pPr>
+        <w:pStyle w:val="ListParagraph"/>
+        <w:numPr>
+          <w:ilvl w:val="0"/>
+          <w:numId w:val="4"/>
+        </w:numPr>
+        <w:spacing w:after="0"/>
+      </w:pPr>
+      <w:r>
+        <w:t>R</w:t>
+      </w:r>
+      <w:r>
+        <w:t>epresentative</w:t>
+      </w:r>
+      <w:r>
+        <w:t>: t</w:t>
+      </w:r>
+      <w:r>
+        <w:t>he dataset should contain students with different performance levels</w:t>
+      </w:r>
+      <w:r>
+        <w:t xml:space="preserve"> </w:t>
+      </w:r>
+    </w:p>
+    <w:p>
+      <w:pPr>
+        <w:pStyle w:val="ListParagraph"/>
+        <w:numPr>
+          <w:ilvl w:val="0"/>
+          <w:numId w:val="4"/>
+        </w:numPr>
+        <w:spacing w:after="0"/>
+      </w:pPr>
+      <w:r>
+        <w:t xml:space="preserve">structured </w:t>
+      </w:r>
+    </w:p>
+    <w:p>
+      <w:pPr>
+        <w:pStyle w:val="ListParagraph"/>
+        <w:numPr>
+          <w:ilvl w:val="0"/>
+          <w:numId w:val="4"/>
+        </w:numPr>
+        <w:spacing w:after="0"/>
+      </w:pPr>
+      <w:r>
+        <w:t>sufficiently complete</w:t>
+      </w:r>
+    </w:p>
+    <w:p>
+      <w:pPr>
+        <w:pStyle w:val="ListParagraph"/>
+        <w:numPr>
+          <w:ilvl w:val="0"/>
+          <w:numId w:val="3"/>
+        </w:numPr>
+        <w:spacing w:after="0"/>
+      </w:pPr>
+      <w:r>
+        <w:lastRenderedPageBreak/>
+        <w:t>How will the model be evaluated?</w:t>
+      </w:r>
+    </w:p>
+    <w:p>
+      <w:pPr>
+        <w:pStyle w:val="ListParagraph"/>
+        <w:spacing w:after="0"/>
+      </w:pPr>
+      <w:r>
+        <w:t>T</w:t>
+      </w:r>
+      <w:r>
+        <w:t>he data can be divided into training and testing sets. The model can be evaluated using</w:t>
+      </w:r>
+      <w:r>
+        <w:t>:</w:t>
+      </w:r>
+    </w:p>
+    <w:p>
+      <w:pPr>
+        <w:pStyle w:val="ListParagraph"/>
+        <w:numPr>
+          <w:ilvl w:val="0"/>
+          <w:numId w:val="6"/>
+        </w:numPr>
+        <w:spacing w:after="0"/>
+      </w:pPr>
+      <w:r>
+        <w:t>A</w:t>
+      </w:r>
+      <w:r>
+        <w:t>ccuracy</w:t>
+      </w:r>
+      <w:r>
+        <w:t xml:space="preserve">: </w:t>
+      </w:r>
+      <w:r>
+        <w:t>How many predictions were correct overall</w:t>
+      </w:r>
+    </w:p>
+    <w:p>
+      <w:pPr>
+        <w:pStyle w:val="ListParagraph"/>
+        <w:numPr>
+          <w:ilvl w:val="0"/>
+          <w:numId w:val="6"/>
+        </w:numPr>
+        <w:spacing w:after="0"/>
+      </w:pPr>
+      <w:r>
+        <w:t>P</w:t>
+      </w:r>
+      <w:r>
+        <w:t>recision</w:t>
+      </w:r>
+      <w:r>
+        <w:t xml:space="preserve">: </w:t>
+      </w:r>
+      <w:r>
+        <w:t xml:space="preserve">Of the students predicted as </w:t>
+      </w:r>
+      <w:r>
+        <w:t>c</w:t>
+      </w:r>
+      <w:r>
+        <w:t>omplete, how many actually completed?</w:t>
+      </w:r>
+    </w:p>
+    <w:p>
+      <w:pPr>
+        <w:pStyle w:val="ListParagraph"/>
+        <w:numPr>
+          <w:ilvl w:val="0"/>
+          <w:numId w:val="6"/>
+        </w:numPr>
+        <w:spacing w:after="0"/>
+      </w:pPr>
+      <w:r>
+        <w:t>R</w:t>
+      </w:r>
+      <w:r>
+        <w:t>ecall</w:t>
+      </w:r>
+      <w:r>
+        <w:t>:</w:t>
+      </w:r>
+      <w:r>
+        <w:rPr>
+          <w:rFonts w:ascii="Times New Roman" w:eastAsia="Times New Roman" w:hAnsi="Times New Roman" w:cs="Times New Roman"/>
+          <w:kern w:val="0"/>
+          <w:lang w:eastAsia="en-IN"/>
+          <w14:ligatures w14:val="none"/>
+        </w:rPr>
+        <w:t xml:space="preserve"> </w:t>
+      </w:r>
+      <w:r>
+        <w:t>Of all students who actually did not complete, how many did the model correctly identify as at risk</w:t>
+      </w:r>
+      <w:r>
+        <w:t xml:space="preserve"> (TN case)</w:t>
+      </w:r>
+    </w:p>
+    <w:p>
+      <w:pPr>
+        <w:pStyle w:val="ListParagraph"/>
+        <w:numPr>
+          <w:ilvl w:val="0"/>
+          <w:numId w:val="6"/>
+        </w:numPr>
+        <w:spacing w:after="0"/>
+      </w:pPr>
+      <w:r>
+        <w:t>F1-score</w:t>
+      </w:r>
+      <w:r>
+        <w:t xml:space="preserve">: a combination of precision and recall  </w:t>
+      </w:r>
+    </w:p>
+    <w:p>
+      <w:pPr>
+        <w:pStyle w:val="ListParagraph"/>
+        <w:numPr>
+          <w:ilvl w:val="0"/>
+          <w:numId w:val="6"/>
+        </w:numPr>
+        <w:spacing w:after="0"/>
+      </w:pPr>
+      <w:r>
+        <w:t>confusion matrix</w:t>
+      </w:r>
+      <w:r>
+        <w:t xml:space="preserve">: gives us an </w:t>
+      </w:r>
+      <w:r>
+        <w:t>understand</w:t>
+      </w:r>
+      <w:r>
+        <w:t xml:space="preserve">ing of </w:t>
+      </w:r>
+      <w:r>
+        <w:t>what kind of mistakes the model is makin</w:t>
+      </w:r>
+      <w:r>
+        <w:t>g</w:t>
+      </w:r>
+    </w:p>
+    <w:p>
+      <w:pPr>
+        <w:spacing w:after="0"/>
+      </w:pPr>
+    </w:p>
+    <w:p>
+      <w:pPr>
+        <w:pStyle w:val="ListParagraph"/>
+        <w:numPr>
+          <w:ilvl w:val="0"/>
+          <w:numId w:val="3"/>
+        </w:numPr>
+        <w:spacing w:after="0"/>
+      </w:pPr>
+      <w:r>
+        <w:t>What challenges could occur?</w:t>
+      </w:r>
+    </w:p>
+    <w:p>
+      <w:pPr>
+        <w:pStyle w:val="ListParagraph"/>
+        <w:spacing w:after="0"/>
+      </w:pPr>
+      <w:r>
+        <w:t>Possible challenges include</w:t>
+      </w:r>
+      <w:r>
+        <w:t>:</w:t>
+      </w:r>
+      <w:r>
+        <w:t xml:space="preserve"> </w:t>
+      </w:r>
+    </w:p>
+    <w:p>
+      <w:pPr>
+        <w:pStyle w:val="ListParagraph"/>
+        <w:numPr>
+          <w:ilvl w:val="0"/>
+          <w:numId w:val="7"/>
+        </w:numPr>
+        <w:spacing w:after="0"/>
+      </w:pPr>
+      <w:r>
+        <w:t>missing data</w:t>
+      </w:r>
+    </w:p>
+    <w:p>
+      <w:pPr>
+        <w:pStyle w:val="ListParagraph"/>
+        <w:numPr>
+          <w:ilvl w:val="0"/>
+          <w:numId w:val="7"/>
+        </w:numPr>
+        <w:spacing w:after="0"/>
+      </w:pPr>
+      <w:r>
+        <w:t>incorrect records</w:t>
+      </w:r>
+    </w:p>
+    <w:p>
+      <w:pPr>
+        <w:pStyle w:val="ListParagraph"/>
+        <w:numPr>
+          <w:ilvl w:val="0"/>
+          <w:numId w:val="7"/>
+        </w:numPr>
+        <w:spacing w:after="0"/>
+      </w:pPr>
+      <w:r>
+        <w:t>class imbalance</w:t>
+      </w:r>
+    </w:p>
+    <w:p>
+      <w:pPr>
+        <w:pStyle w:val="ListParagraph"/>
+        <w:numPr>
+          <w:ilvl w:val="0"/>
+          <w:numId w:val="7"/>
+        </w:numPr>
+        <w:spacing w:after="0"/>
+      </w:pPr>
+      <w:r>
+        <w:t>small datasets</w:t>
+      </w:r>
+    </w:p>
+    <w:p>
+      <w:pPr>
+        <w:pStyle w:val="ListParagraph"/>
+        <w:numPr>
+          <w:ilvl w:val="0"/>
+          <w:numId w:val="7"/>
+        </w:numPr>
+        <w:spacing w:after="0"/>
+      </w:pPr>
+      <w:r>
+        <w:t>overfitting</w:t>
+      </w:r>
+    </w:p>
+    <w:p>
+      <w:pPr>
+        <w:pStyle w:val="ListParagraph"/>
+        <w:numPr>
+          <w:ilvl w:val="0"/>
+          <w:numId w:val="7"/>
+        </w:numPr>
+        <w:spacing w:after="0"/>
+      </w:pPr>
+      <w:r>
+        <w:t>bias</w:t>
+      </w:r>
+    </w:p>
+    <w:p>
+      <w:pPr>
+        <w:pStyle w:val="ListParagraph"/>
+        <w:numPr>
+          <w:ilvl w:val="0"/>
+          <w:numId w:val="7"/>
+        </w:numPr>
+        <w:spacing w:after="0"/>
+      </w:pPr>
+      <w:r>
+        <w:t>changing academic patterns</w:t>
+      </w:r>
+    </w:p>
+    <w:p>
+      <w:pPr>
+        <w:pStyle w:val="ListParagraph"/>
+        <w:numPr>
+          <w:ilvl w:val="0"/>
+          <w:numId w:val="7"/>
+        </w:numPr>
+        <w:spacing w:after="0"/>
+      </w:pPr>
+      <w:r>
+        <w:t xml:space="preserve">test </w:t>
+      </w:r>
+      <w:r>
+        <w:t>data leakage.</w:t>
+      </w:r>
+    </w:p>
     <w:sectPr>
       <w:pgSz w:w="11906" w:h="16838"/>
       <w:pgMar w:top="1440" w:right="1440" w:bottom="1440" w:left="1440" w:header="708" w:footer="708" w:gutter="0"/>
@@ -11,6 +672,745 @@
     </w:sectPr>
   </w:body>
 </w:document>
+</file>
+
+<file path=word/numbering.xml><?xml version="1.0" encoding="utf-8"?>
+<w:numbering xmlns:wpc="http://schemas.microsoft.com/office/word/2010/wordprocessingCanvas" xmlns:cx="http://schemas.microsoft.com/office/drawing/2014/chartex" xmlns:cx1="http://schemas.microsoft.com/office/drawing/2015/9/8/chartex" xmlns:cx2="http://schemas.microsoft.com/office/drawing/2015/10/21/chartex" xmlns:cx3="http://schemas.microsoft.com/office/drawing/2016/5/9/chartex" xmlns:cx4="http://schemas.microsoft.com/office/drawing/2016/5/10/chartex" xmlns:cx5="http://schemas.microsoft.com/office/drawing/2016/5/11/chartex" xmlns:cx6="http://schemas.microsoft.com/office/drawing/2016/5/12/chartex" xmlns:cx7="http://schemas.microsoft.com/office/drawing/2016/5/13/chartex" xmlns:cx8="http://schemas.microsoft.com/office/drawing/2016/5/14/chartex" xmlns:mc="http://schemas.openxmlformats.org/markup-compatibility/2006" xmlns:aink="http://schemas.microsoft.com/office/drawing/2016/ink" xmlns:am3d="http://schemas.microsoft.com/office/drawing/2017/model3d" xmlns:o="urn:schemas-microsoft-com:office:office" xmlns:oel="http://schemas.microsoft.com/office/2019/extlst" xmlns:r="http://schemas.openxmlformats.org/officeDocument/2006/relationships" xmlns:m="http://schemas.openxmlformats.org/officeDocument/2006/math" xmlns:v="urn:schemas-microsoft-com:vml" xmlns:wp14="http://schemas.microsoft.com/office/word/2010/wordprocessingDrawing" xmlns:wp="http://schemas.openxmlformats.org/drawingml/2006/wordprocessingDrawing" xmlns:w10="urn:schemas-microsoft-com:office:word" xmlns:w="http://schemas.openxmlformats.org/wordprocessingml/2006/main" xmlns:w14="http://schemas.microsoft.com/office/word/2010/wordml" xmlns:w15="http://schemas.microsoft.com/office/word/2012/wordml" xmlns:w16cex="http://schemas.microsoft.com/office/word/2018/wordml/cex" xmlns:w16cid="http://schemas.microsoft.com/office/word/2016/wordml/cid" xmlns:w16="http://schemas.microsoft.com/office/word/2018/wordml" xmlns:w16du="http://schemas.microsoft.com/office/word/2023/wordml/word16du" xmlns:w16sdtdh="http://schemas.microsoft.com/office/word/2020/wordml/sdtdatahash" xmlns:w16sdtfl="http://schemas.microsoft.com/office/word/2024/wordml/sdtformatlock" xmlns:w16se="http://schemas.microsoft.com/office/word/2015/wordml/symex" xmlns:wpg="http://schemas.microsoft.com/office/word/2010/wordprocessingGroup" xmlns:wpi="http://schemas.microsoft.com/office/word/2010/wordprocessingInk" xmlns:wne="http://schemas.microsoft.com/office/word/2006/wordml" xmlns:wps="http://schemas.microsoft.com/office/word/2010/wordprocessingShape" mc:Ignorable="w14 w15 w16se w16cid w16 w16cex w16sdtdh w16sdtfl w16du wp14">
+  <w:abstractNum w:abstractNumId="0" w15:restartNumberingAfterBreak="0">
+    <w:nsid w:val="06B04CFD"/>
+    <w:multiLevelType w:val="hybridMultilevel"/>
+    <w:tmpl w:val="76C03BC8"/>
+    <w:lvl w:ilvl="0" w:tplc="40090001">
+      <w:start w:val="1"/>
+      <w:numFmt w:val="bullet"/>
+      <w:lvlText w:val=""/>
+      <w:lvlJc w:val="left"/>
+      <w:pPr>
+        <w:ind w:left="1488" w:hanging="360"/>
+      </w:pPr>
+      <w:rPr>
+        <w:rFonts w:ascii="Symbol" w:hAnsi="Symbol" w:hint="default"/>
+      </w:rPr>
+    </w:lvl>
+    <w:lvl w:ilvl="1" w:tplc="40090003" w:tentative="1">
+      <w:start w:val="1"/>
+      <w:numFmt w:val="bullet"/>
+      <w:lvlText w:val="o"/>
+      <w:lvlJc w:val="left"/>
+      <w:pPr>
+        <w:ind w:left="2208" w:hanging="360"/>
+      </w:pPr>
+      <w:rPr>
+        <w:rFonts w:ascii="Courier New" w:hAnsi="Courier New" w:cs="Courier New" w:hint="default"/>
+      </w:rPr>
+    </w:lvl>
+    <w:lvl w:ilvl="2" w:tplc="40090005" w:tentative="1">
+      <w:start w:val="1"/>
+      <w:numFmt w:val="bullet"/>
+      <w:lvlText w:val=""/>
+      <w:lvlJc w:val="left"/>
+      <w:pPr>
+        <w:ind w:left="2928" w:hanging="360"/>
+      </w:pPr>
+      <w:rPr>
+        <w:rFonts w:ascii="Wingdings" w:hAnsi="Wingdings" w:hint="default"/>
+      </w:rPr>
+    </w:lvl>
+    <w:lvl w:ilvl="3" w:tplc="40090001" w:tentative="1">
+      <w:start w:val="1"/>
+      <w:numFmt w:val="bullet"/>
+      <w:lvlText w:val=""/>
+      <w:lvlJc w:val="left"/>
+      <w:pPr>
+        <w:ind w:left="3648" w:hanging="360"/>
+      </w:pPr>
+      <w:rPr>
+        <w:rFonts w:ascii="Symbol" w:hAnsi="Symbol" w:hint="default"/>
+      </w:rPr>
+    </w:lvl>
+    <w:lvl w:ilvl="4" w:tplc="40090003" w:tentative="1">
+      <w:start w:val="1"/>
+      <w:numFmt w:val="bullet"/>
+      <w:lvlText w:val="o"/>
+      <w:lvlJc w:val="left"/>
+      <w:pPr>
+        <w:ind w:left="4368" w:hanging="360"/>
+      </w:pPr>
+      <w:rPr>
+        <w:rFonts w:ascii="Courier New" w:hAnsi="Courier New" w:cs="Courier New" w:hint="default"/>
+      </w:rPr>
+    </w:lvl>
+    <w:lvl w:ilvl="5" w:tplc="40090005" w:tentative="1">
+      <w:start w:val="1"/>
+      <w:numFmt w:val="bullet"/>
+      <w:lvlText w:val=""/>
+      <w:lvlJc w:val="left"/>
+      <w:pPr>
+        <w:ind w:left="5088" w:hanging="360"/>
+      </w:pPr>
+      <w:rPr>
+        <w:rFonts w:ascii="Wingdings" w:hAnsi="Wingdings" w:hint="default"/>
+      </w:rPr>
+    </w:lvl>
+    <w:lvl w:ilvl="6" w:tplc="40090001" w:tentative="1">
+      <w:start w:val="1"/>
+      <w:numFmt w:val="bullet"/>
+      <w:lvlText w:val=""/>
+      <w:lvlJc w:val="left"/>
+      <w:pPr>
+        <w:ind w:left="5808" w:hanging="360"/>
+      </w:pPr>
+      <w:rPr>
+        <w:rFonts w:ascii="Symbol" w:hAnsi="Symbol" w:hint="default"/>
+      </w:rPr>
+    </w:lvl>
+    <w:lvl w:ilvl="7" w:tplc="40090003" w:tentative="1">
+      <w:start w:val="1"/>
+      <w:numFmt w:val="bullet"/>
+      <w:lvlText w:val="o"/>
+      <w:lvlJc w:val="left"/>
+      <w:pPr>
+        <w:ind w:left="6528" w:hanging="360"/>
+      </w:pPr>
+      <w:rPr>
+        <w:rFonts w:ascii="Courier New" w:hAnsi="Courier New" w:cs="Courier New" w:hint="default"/>
+      </w:rPr>
+    </w:lvl>
+    <w:lvl w:ilvl="8" w:tplc="40090005" w:tentative="1">
+      <w:start w:val="1"/>
+      <w:numFmt w:val="bullet"/>
+      <w:lvlText w:val=""/>
+      <w:lvlJc w:val="left"/>
+      <w:pPr>
+        <w:ind w:left="7248" w:hanging="360"/>
+      </w:pPr>
+      <w:rPr>
+        <w:rFonts w:ascii="Wingdings" w:hAnsi="Wingdings" w:hint="default"/>
+      </w:rPr>
+    </w:lvl>
+  </w:abstractNum>
+  <w:abstractNum w:abstractNumId="1" w15:restartNumberingAfterBreak="0">
+    <w:nsid w:val="0D4C4220"/>
+    <w:multiLevelType w:val="hybridMultilevel"/>
+    <w:tmpl w:val="1ECCE378"/>
+    <w:lvl w:ilvl="0" w:tplc="4009000F">
+      <w:start w:val="1"/>
+      <w:numFmt w:val="decimal"/>
+      <w:lvlText w:val="%1."/>
+      <w:lvlJc w:val="left"/>
+      <w:pPr>
+        <w:ind w:left="720" w:hanging="360"/>
+      </w:pPr>
+    </w:lvl>
+    <w:lvl w:ilvl="1" w:tplc="40090019" w:tentative="1">
+      <w:start w:val="1"/>
+      <w:numFmt w:val="lowerLetter"/>
+      <w:lvlText w:val="%2."/>
+      <w:lvlJc w:val="left"/>
+      <w:pPr>
+        <w:ind w:left="1440" w:hanging="360"/>
+      </w:pPr>
+    </w:lvl>
+    <w:lvl w:ilvl="2" w:tplc="4009001B" w:tentative="1">
+      <w:start w:val="1"/>
+      <w:numFmt w:val="lowerRoman"/>
+      <w:lvlText w:val="%3."/>
+      <w:lvlJc w:val="right"/>
+      <w:pPr>
+        <w:ind w:left="2160" w:hanging="180"/>
+      </w:pPr>
+    </w:lvl>
+    <w:lvl w:ilvl="3" w:tplc="4009000F" w:tentative="1">
+      <w:start w:val="1"/>
+      <w:numFmt w:val="decimal"/>
+      <w:lvlText w:val="%4."/>
+      <w:lvlJc w:val="left"/>
+      <w:pPr>
+        <w:ind w:left="2880" w:hanging="360"/>
+      </w:pPr>
+    </w:lvl>
+    <w:lvl w:ilvl="4" w:tplc="40090019" w:tentative="1">
+      <w:start w:val="1"/>
+      <w:numFmt w:val="lowerLetter"/>
+      <w:lvlText w:val="%5."/>
+      <w:lvlJc w:val="left"/>
+      <w:pPr>
+        <w:ind w:left="3600" w:hanging="360"/>
+      </w:pPr>
+    </w:lvl>
+    <w:lvl w:ilvl="5" w:tplc="4009001B" w:tentative="1">
+      <w:start w:val="1"/>
+      <w:numFmt w:val="lowerRoman"/>
+      <w:lvlText w:val="%6."/>
+      <w:lvlJc w:val="right"/>
+      <w:pPr>
+        <w:ind w:left="4320" w:hanging="180"/>
+      </w:pPr>
+    </w:lvl>
+    <w:lvl w:ilvl="6" w:tplc="4009000F" w:tentative="1">
+      <w:start w:val="1"/>
+      <w:numFmt w:val="decimal"/>
+      <w:lvlText w:val="%7."/>
+      <w:lvlJc w:val="left"/>
+      <w:pPr>
+        <w:ind w:left="5040" w:hanging="360"/>
+      </w:pPr>
+    </w:lvl>
+    <w:lvl w:ilvl="7" w:tplc="40090019" w:tentative="1">
+      <w:start w:val="1"/>
+      <w:numFmt w:val="lowerLetter"/>
+      <w:lvlText w:val="%8."/>
+      <w:lvlJc w:val="left"/>
+      <w:pPr>
+        <w:ind w:left="5760" w:hanging="360"/>
+      </w:pPr>
+    </w:lvl>
+    <w:lvl w:ilvl="8" w:tplc="4009001B" w:tentative="1">
+      <w:start w:val="1"/>
+      <w:numFmt w:val="lowerRoman"/>
+      <w:lvlText w:val="%9."/>
+      <w:lvlJc w:val="right"/>
+      <w:pPr>
+        <w:ind w:left="6480" w:hanging="180"/>
+      </w:pPr>
+    </w:lvl>
+  </w:abstractNum>
+  <w:abstractNum w:abstractNumId="2" w15:restartNumberingAfterBreak="0">
+    <w:nsid w:val="2E472809"/>
+    <w:multiLevelType w:val="hybridMultilevel"/>
+    <w:tmpl w:val="4AA64328"/>
+    <w:lvl w:ilvl="0" w:tplc="4009000F">
+      <w:start w:val="1"/>
+      <w:numFmt w:val="decimal"/>
+      <w:lvlText w:val="%1."/>
+      <w:lvlJc w:val="left"/>
+      <w:pPr>
+        <w:ind w:left="720" w:hanging="360"/>
+      </w:pPr>
+    </w:lvl>
+    <w:lvl w:ilvl="1" w:tplc="40090019" w:tentative="1">
+      <w:start w:val="1"/>
+      <w:numFmt w:val="lowerLetter"/>
+      <w:lvlText w:val="%2."/>
+      <w:lvlJc w:val="left"/>
+      <w:pPr>
+        <w:ind w:left="1440" w:hanging="360"/>
+      </w:pPr>
+    </w:lvl>
+    <w:lvl w:ilvl="2" w:tplc="4009001B" w:tentative="1">
+      <w:start w:val="1"/>
+      <w:numFmt w:val="lowerRoman"/>
+      <w:lvlText w:val="%3."/>
+      <w:lvlJc w:val="right"/>
+      <w:pPr>
+        <w:ind w:left="2160" w:hanging="180"/>
+      </w:pPr>
+    </w:lvl>
+    <w:lvl w:ilvl="3" w:tplc="4009000F" w:tentative="1">
+      <w:start w:val="1"/>
+      <w:numFmt w:val="decimal"/>
+      <w:lvlText w:val="%4."/>
+      <w:lvlJc w:val="left"/>
+      <w:pPr>
+        <w:ind w:left="2880" w:hanging="360"/>
+      </w:pPr>
+    </w:lvl>
+    <w:lvl w:ilvl="4" w:tplc="40090019" w:tentative="1">
+      <w:start w:val="1"/>
+      <w:numFmt w:val="lowerLetter"/>
+      <w:lvlText w:val="%5."/>
+      <w:lvlJc w:val="left"/>
+      <w:pPr>
+        <w:ind w:left="3600" w:hanging="360"/>
+      </w:pPr>
+    </w:lvl>
+    <w:lvl w:ilvl="5" w:tplc="4009001B" w:tentative="1">
+      <w:start w:val="1"/>
+      <w:numFmt w:val="lowerRoman"/>
+      <w:lvlText w:val="%6."/>
+      <w:lvlJc w:val="right"/>
+      <w:pPr>
+        <w:ind w:left="4320" w:hanging="180"/>
+      </w:pPr>
+    </w:lvl>
+    <w:lvl w:ilvl="6" w:tplc="4009000F" w:tentative="1">
+      <w:start w:val="1"/>
+      <w:numFmt w:val="decimal"/>
+      <w:lvlText w:val="%7."/>
+      <w:lvlJc w:val="left"/>
+      <w:pPr>
+        <w:ind w:left="5040" w:hanging="360"/>
+      </w:pPr>
+    </w:lvl>
+    <w:lvl w:ilvl="7" w:tplc="40090019" w:tentative="1">
+      <w:start w:val="1"/>
+      <w:numFmt w:val="lowerLetter"/>
+      <w:lvlText w:val="%8."/>
+      <w:lvlJc w:val="left"/>
+      <w:pPr>
+        <w:ind w:left="5760" w:hanging="360"/>
+      </w:pPr>
+    </w:lvl>
+    <w:lvl w:ilvl="8" w:tplc="4009001B" w:tentative="1">
+      <w:start w:val="1"/>
+      <w:numFmt w:val="lowerRoman"/>
+      <w:lvlText w:val="%9."/>
+      <w:lvlJc w:val="right"/>
+      <w:pPr>
+        <w:ind w:left="6480" w:hanging="180"/>
+      </w:pPr>
+    </w:lvl>
+  </w:abstractNum>
+  <w:abstractNum w:abstractNumId="3" w15:restartNumberingAfterBreak="0">
+    <w:nsid w:val="3BFE38CE"/>
+    <w:multiLevelType w:val="hybridMultilevel"/>
+    <w:tmpl w:val="C688DCEA"/>
+    <w:lvl w:ilvl="0" w:tplc="40090001">
+      <w:start w:val="1"/>
+      <w:numFmt w:val="bullet"/>
+      <w:lvlText w:val=""/>
+      <w:lvlJc w:val="left"/>
+      <w:pPr>
+        <w:ind w:left="1440" w:hanging="360"/>
+      </w:pPr>
+      <w:rPr>
+        <w:rFonts w:ascii="Symbol" w:hAnsi="Symbol" w:hint="default"/>
+      </w:rPr>
+    </w:lvl>
+    <w:lvl w:ilvl="1" w:tplc="40090003" w:tentative="1">
+      <w:start w:val="1"/>
+      <w:numFmt w:val="bullet"/>
+      <w:lvlText w:val="o"/>
+      <w:lvlJc w:val="left"/>
+      <w:pPr>
+        <w:ind w:left="2160" w:hanging="360"/>
+      </w:pPr>
+      <w:rPr>
+        <w:rFonts w:ascii="Courier New" w:hAnsi="Courier New" w:cs="Courier New" w:hint="default"/>
+      </w:rPr>
+    </w:lvl>
+    <w:lvl w:ilvl="2" w:tplc="40090005" w:tentative="1">
+      <w:start w:val="1"/>
+      <w:numFmt w:val="bullet"/>
+      <w:lvlText w:val=""/>
+      <w:lvlJc w:val="left"/>
+      <w:pPr>
+        <w:ind w:left="2880" w:hanging="360"/>
+      </w:pPr>
+      <w:rPr>
+        <w:rFonts w:ascii="Wingdings" w:hAnsi="Wingdings" w:hint="default"/>
+      </w:rPr>
+    </w:lvl>
+    <w:lvl w:ilvl="3" w:tplc="40090001" w:tentative="1">
+      <w:start w:val="1"/>
+      <w:numFmt w:val="bullet"/>
+      <w:lvlText w:val=""/>
+      <w:lvlJc w:val="left"/>
+      <w:pPr>
+        <w:ind w:left="3600" w:hanging="360"/>
+      </w:pPr>
+      <w:rPr>
+        <w:rFonts w:ascii="Symbol" w:hAnsi="Symbol" w:hint="default"/>
+      </w:rPr>
+    </w:lvl>
+    <w:lvl w:ilvl="4" w:tplc="40090003" w:tentative="1">
+      <w:start w:val="1"/>
+      <w:numFmt w:val="bullet"/>
+      <w:lvlText w:val="o"/>
+      <w:lvlJc w:val="left"/>
+      <w:pPr>
+        <w:ind w:left="4320" w:hanging="360"/>
+      </w:pPr>
+      <w:rPr>
+        <w:rFonts w:ascii="Courier New" w:hAnsi="Courier New" w:cs="Courier New" w:hint="default"/>
+      </w:rPr>
+    </w:lvl>
+    <w:lvl w:ilvl="5" w:tplc="40090005" w:tentative="1">
+      <w:start w:val="1"/>
+      <w:numFmt w:val="bullet"/>
+      <w:lvlText w:val=""/>
+      <w:lvlJc w:val="left"/>
+      <w:pPr>
+        <w:ind w:left="5040" w:hanging="360"/>
+      </w:pPr>
+      <w:rPr>
+        <w:rFonts w:ascii="Wingdings" w:hAnsi="Wingdings" w:hint="default"/>
+      </w:rPr>
+    </w:lvl>
+    <w:lvl w:ilvl="6" w:tplc="40090001" w:tentative="1">
+      <w:start w:val="1"/>
+      <w:numFmt w:val="bullet"/>
+      <w:lvlText w:val=""/>
+      <w:lvlJc w:val="left"/>
+      <w:pPr>
+        <w:ind w:left="5760" w:hanging="360"/>
+      </w:pPr>
+      <w:rPr>
+        <w:rFonts w:ascii="Symbol" w:hAnsi="Symbol" w:hint="default"/>
+      </w:rPr>
+    </w:lvl>
+    <w:lvl w:ilvl="7" w:tplc="40090003" w:tentative="1">
+      <w:start w:val="1"/>
+      <w:numFmt w:val="bullet"/>
+      <w:lvlText w:val="o"/>
+      <w:lvlJc w:val="left"/>
+      <w:pPr>
+        <w:ind w:left="6480" w:hanging="360"/>
+      </w:pPr>
+      <w:rPr>
+        <w:rFonts w:ascii="Courier New" w:hAnsi="Courier New" w:cs="Courier New" w:hint="default"/>
+      </w:rPr>
+    </w:lvl>
+    <w:lvl w:ilvl="8" w:tplc="40090005" w:tentative="1">
+      <w:start w:val="1"/>
+      <w:numFmt w:val="bullet"/>
+      <w:lvlText w:val=""/>
+      <w:lvlJc w:val="left"/>
+      <w:pPr>
+        <w:ind w:left="7200" w:hanging="360"/>
+      </w:pPr>
+      <w:rPr>
+        <w:rFonts w:ascii="Wingdings" w:hAnsi="Wingdings" w:hint="default"/>
+      </w:rPr>
+    </w:lvl>
+  </w:abstractNum>
+  <w:abstractNum w:abstractNumId="4" w15:restartNumberingAfterBreak="0">
+    <w:nsid w:val="4A0568B4"/>
+    <w:multiLevelType w:val="hybridMultilevel"/>
+    <w:tmpl w:val="24926A1E"/>
+    <w:lvl w:ilvl="0" w:tplc="40090001">
+      <w:start w:val="1"/>
+      <w:numFmt w:val="bullet"/>
+      <w:lvlText w:val=""/>
+      <w:lvlJc w:val="left"/>
+      <w:pPr>
+        <w:ind w:left="1440" w:hanging="360"/>
+      </w:pPr>
+      <w:rPr>
+        <w:rFonts w:ascii="Symbol" w:hAnsi="Symbol" w:hint="default"/>
+      </w:rPr>
+    </w:lvl>
+    <w:lvl w:ilvl="1" w:tplc="40090003" w:tentative="1">
+      <w:start w:val="1"/>
+      <w:numFmt w:val="bullet"/>
+      <w:lvlText w:val="o"/>
+      <w:lvlJc w:val="left"/>
+      <w:pPr>
+        <w:ind w:left="2160" w:hanging="360"/>
+      </w:pPr>
+      <w:rPr>
+        <w:rFonts w:ascii="Courier New" w:hAnsi="Courier New" w:cs="Courier New" w:hint="default"/>
+      </w:rPr>
+    </w:lvl>
+    <w:lvl w:ilvl="2" w:tplc="40090005" w:tentative="1">
+      <w:start w:val="1"/>
+      <w:numFmt w:val="bullet"/>
+      <w:lvlText w:val=""/>
+      <w:lvlJc w:val="left"/>
+      <w:pPr>
+        <w:ind w:left="2880" w:hanging="360"/>
+      </w:pPr>
+      <w:rPr>
+        <w:rFonts w:ascii="Wingdings" w:hAnsi="Wingdings" w:hint="default"/>
+      </w:rPr>
+    </w:lvl>
+    <w:lvl w:ilvl="3" w:tplc="40090001" w:tentative="1">
+      <w:start w:val="1"/>
+      <w:numFmt w:val="bullet"/>
+      <w:lvlText w:val=""/>
+      <w:lvlJc w:val="left"/>
+      <w:pPr>
+        <w:ind w:left="3600" w:hanging="360"/>
+      </w:pPr>
+      <w:rPr>
+        <w:rFonts w:ascii="Symbol" w:hAnsi="Symbol" w:hint="default"/>
+      </w:rPr>
+    </w:lvl>
+    <w:lvl w:ilvl="4" w:tplc="40090003" w:tentative="1">
+      <w:start w:val="1"/>
+      <w:numFmt w:val="bullet"/>
+      <w:lvlText w:val="o"/>
+      <w:lvlJc w:val="left"/>
+      <w:pPr>
+        <w:ind w:left="4320" w:hanging="360"/>
+      </w:pPr>
+      <w:rPr>
+        <w:rFonts w:ascii="Courier New" w:hAnsi="Courier New" w:cs="Courier New" w:hint="default"/>
+      </w:rPr>
+    </w:lvl>
+    <w:lvl w:ilvl="5" w:tplc="40090005" w:tentative="1">
+      <w:start w:val="1"/>
+      <w:numFmt w:val="bullet"/>
+      <w:lvlText w:val=""/>
+      <w:lvlJc w:val="left"/>
+      <w:pPr>
+        <w:ind w:left="5040" w:hanging="360"/>
+      </w:pPr>
+      <w:rPr>
+        <w:rFonts w:ascii="Wingdings" w:hAnsi="Wingdings" w:hint="default"/>
+      </w:rPr>
+    </w:lvl>
+    <w:lvl w:ilvl="6" w:tplc="40090001" w:tentative="1">
+      <w:start w:val="1"/>
+      <w:numFmt w:val="bullet"/>
+      <w:lvlText w:val=""/>
+      <w:lvlJc w:val="left"/>
+      <w:pPr>
+        <w:ind w:left="5760" w:hanging="360"/>
+      </w:pPr>
+      <w:rPr>
+        <w:rFonts w:ascii="Symbol" w:hAnsi="Symbol" w:hint="default"/>
+      </w:rPr>
+    </w:lvl>
+    <w:lvl w:ilvl="7" w:tplc="40090003" w:tentative="1">
+      <w:start w:val="1"/>
+      <w:numFmt w:val="bullet"/>
+      <w:lvlText w:val="o"/>
+      <w:lvlJc w:val="left"/>
+      <w:pPr>
+        <w:ind w:left="6480" w:hanging="360"/>
+      </w:pPr>
+      <w:rPr>
+        <w:rFonts w:ascii="Courier New" w:hAnsi="Courier New" w:cs="Courier New" w:hint="default"/>
+      </w:rPr>
+    </w:lvl>
+    <w:lvl w:ilvl="8" w:tplc="40090005" w:tentative="1">
+      <w:start w:val="1"/>
+      <w:numFmt w:val="bullet"/>
+      <w:lvlText w:val=""/>
+      <w:lvlJc w:val="left"/>
+      <w:pPr>
+        <w:ind w:left="7200" w:hanging="360"/>
+      </w:pPr>
+      <w:rPr>
+        <w:rFonts w:ascii="Wingdings" w:hAnsi="Wingdings" w:hint="default"/>
+      </w:rPr>
+    </w:lvl>
+  </w:abstractNum>
+  <w:abstractNum w:abstractNumId="5" w15:restartNumberingAfterBreak="0">
+    <w:nsid w:val="4ED61F07"/>
+    <w:multiLevelType w:val="hybridMultilevel"/>
+    <w:tmpl w:val="9E34BAAC"/>
+    <w:lvl w:ilvl="0" w:tplc="4009000F">
+      <w:start w:val="1"/>
+      <w:numFmt w:val="decimal"/>
+      <w:lvlText w:val="%1."/>
+      <w:lvlJc w:val="left"/>
+      <w:pPr>
+        <w:ind w:left="720" w:hanging="360"/>
+      </w:pPr>
+      <w:rPr>
+        <w:rFonts w:hint="default"/>
+      </w:rPr>
+    </w:lvl>
+    <w:lvl w:ilvl="1" w:tplc="40090019" w:tentative="1">
+      <w:start w:val="1"/>
+      <w:numFmt w:val="lowerLetter"/>
+      <w:lvlText w:val="%2."/>
+      <w:lvlJc w:val="left"/>
+      <w:pPr>
+        <w:ind w:left="1440" w:hanging="360"/>
+      </w:pPr>
+    </w:lvl>
+    <w:lvl w:ilvl="2" w:tplc="4009001B" w:tentative="1">
+      <w:start w:val="1"/>
+      <w:numFmt w:val="lowerRoman"/>
+      <w:lvlText w:val="%3."/>
+      <w:lvlJc w:val="right"/>
+      <w:pPr>
+        <w:ind w:left="2160" w:hanging="180"/>
+      </w:pPr>
+    </w:lvl>
+    <w:lvl w:ilvl="3" w:tplc="4009000F" w:tentative="1">
+      <w:start w:val="1"/>
+      <w:numFmt w:val="decimal"/>
+      <w:lvlText w:val="%4."/>
+      <w:lvlJc w:val="left"/>
+      <w:pPr>
+        <w:ind w:left="2880" w:hanging="360"/>
+      </w:pPr>
+    </w:lvl>
+    <w:lvl w:ilvl="4" w:tplc="40090019" w:tentative="1">
+      <w:start w:val="1"/>
+      <w:numFmt w:val="lowerLetter"/>
+      <w:lvlText w:val="%5."/>
+      <w:lvlJc w:val="left"/>
+      <w:pPr>
+        <w:ind w:left="3600" w:hanging="360"/>
+      </w:pPr>
+    </w:lvl>
+    <w:lvl w:ilvl="5" w:tplc="4009001B" w:tentative="1">
+      <w:start w:val="1"/>
+      <w:numFmt w:val="lowerRoman"/>
+      <w:lvlText w:val="%6."/>
+      <w:lvlJc w:val="right"/>
+      <w:pPr>
+        <w:ind w:left="4320" w:hanging="180"/>
+      </w:pPr>
+    </w:lvl>
+    <w:lvl w:ilvl="6" w:tplc="4009000F" w:tentative="1">
+      <w:start w:val="1"/>
+      <w:numFmt w:val="decimal"/>
+      <w:lvlText w:val="%7."/>
+      <w:lvlJc w:val="left"/>
+      <w:pPr>
+        <w:ind w:left="5040" w:hanging="360"/>
+      </w:pPr>
+    </w:lvl>
+    <w:lvl w:ilvl="7" w:tplc="40090019" w:tentative="1">
+      <w:start w:val="1"/>
+      <w:numFmt w:val="lowerLetter"/>
+      <w:lvlText w:val="%8."/>
+      <w:lvlJc w:val="left"/>
+      <w:pPr>
+        <w:ind w:left="5760" w:hanging="360"/>
+      </w:pPr>
+    </w:lvl>
+    <w:lvl w:ilvl="8" w:tplc="4009001B" w:tentative="1">
+      <w:start w:val="1"/>
+      <w:numFmt w:val="lowerRoman"/>
+      <w:lvlText w:val="%9."/>
+      <w:lvlJc w:val="right"/>
+      <w:pPr>
+        <w:ind w:left="6480" w:hanging="180"/>
+      </w:pPr>
+    </w:lvl>
+  </w:abstractNum>
+  <w:abstractNum w:abstractNumId="6" w15:restartNumberingAfterBreak="0">
+    <w:nsid w:val="64C5389E"/>
+    <w:multiLevelType w:val="hybridMultilevel"/>
+    <w:tmpl w:val="6FCC7F6C"/>
+    <w:lvl w:ilvl="0" w:tplc="40090001">
+      <w:start w:val="1"/>
+      <w:numFmt w:val="bullet"/>
+      <w:lvlText w:val=""/>
+      <w:lvlJc w:val="left"/>
+      <w:pPr>
+        <w:ind w:left="1440" w:hanging="360"/>
+      </w:pPr>
+      <w:rPr>
+        <w:rFonts w:ascii="Symbol" w:hAnsi="Symbol" w:hint="default"/>
+      </w:rPr>
+    </w:lvl>
+    <w:lvl w:ilvl="1" w:tplc="40090003" w:tentative="1">
+      <w:start w:val="1"/>
+      <w:numFmt w:val="bullet"/>
+      <w:lvlText w:val="o"/>
+      <w:lvlJc w:val="left"/>
+      <w:pPr>
+        <w:ind w:left="2160" w:hanging="360"/>
+      </w:pPr>
+      <w:rPr>
+        <w:rFonts w:ascii="Courier New" w:hAnsi="Courier New" w:cs="Courier New" w:hint="default"/>
+      </w:rPr>
+    </w:lvl>
+    <w:lvl w:ilvl="2" w:tplc="40090005" w:tentative="1">
+      <w:start w:val="1"/>
+      <w:numFmt w:val="bullet"/>
+      <w:lvlText w:val=""/>
+      <w:lvlJc w:val="left"/>
+      <w:pPr>
+        <w:ind w:left="2880" w:hanging="360"/>
+      </w:pPr>
+      <w:rPr>
+        <w:rFonts w:ascii="Wingdings" w:hAnsi="Wingdings" w:hint="default"/>
+      </w:rPr>
+    </w:lvl>
+    <w:lvl w:ilvl="3" w:tplc="40090001" w:tentative="1">
+      <w:start w:val="1"/>
+      <w:numFmt w:val="bullet"/>
+      <w:lvlText w:val=""/>
+      <w:lvlJc w:val="left"/>
+      <w:pPr>
+        <w:ind w:left="3600" w:hanging="360"/>
+      </w:pPr>
+      <w:rPr>
+        <w:rFonts w:ascii="Symbol" w:hAnsi="Symbol" w:hint="default"/>
+      </w:rPr>
+    </w:lvl>
+    <w:lvl w:ilvl="4" w:tplc="40090003" w:tentative="1">
+      <w:start w:val="1"/>
+      <w:numFmt w:val="bullet"/>
+      <w:lvlText w:val="o"/>
+      <w:lvlJc w:val="left"/>
+      <w:pPr>
+        <w:ind w:left="4320" w:hanging="360"/>
+      </w:pPr>
+      <w:rPr>
+        <w:rFonts w:ascii="Courier New" w:hAnsi="Courier New" w:cs="Courier New" w:hint="default"/>
+      </w:rPr>
+    </w:lvl>
+    <w:lvl w:ilvl="5" w:tplc="40090005" w:tentative="1">
+      <w:start w:val="1"/>
+      <w:numFmt w:val="bullet"/>
+      <w:lvlText w:val=""/>
+      <w:lvlJc w:val="left"/>
+      <w:pPr>
+        <w:ind w:left="5040" w:hanging="360"/>
+      </w:pPr>
+      <w:rPr>
+        <w:rFonts w:ascii="Wingdings" w:hAnsi="Wingdings" w:hint="default"/>
+      </w:rPr>
+    </w:lvl>
+    <w:lvl w:ilvl="6" w:tplc="40090001" w:tentative="1">
+      <w:start w:val="1"/>
+      <w:numFmt w:val="bullet"/>
+      <w:lvlText w:val=""/>
+      <w:lvlJc w:val="left"/>
+      <w:pPr>
+        <w:ind w:left="5760" w:hanging="360"/>
+      </w:pPr>
+      <w:rPr>
+        <w:rFonts w:ascii="Symbol" w:hAnsi="Symbol" w:hint="default"/>
+      </w:rPr>
+    </w:lvl>
+    <w:lvl w:ilvl="7" w:tplc="40090003" w:tentative="1">
+      <w:start w:val="1"/>
+      <w:numFmt w:val="bullet"/>
+      <w:lvlText w:val="o"/>
+      <w:lvlJc w:val="left"/>
+      <w:pPr>
+        <w:ind w:left="6480" w:hanging="360"/>
+      </w:pPr>
+      <w:rPr>
+        <w:rFonts w:ascii="Courier New" w:hAnsi="Courier New" w:cs="Courier New" w:hint="default"/>
+      </w:rPr>
+    </w:lvl>
+    <w:lvl w:ilvl="8" w:tplc="40090005" w:tentative="1">
+      <w:start w:val="1"/>
+      <w:numFmt w:val="bullet"/>
+      <w:lvlText w:val=""/>
+      <w:lvlJc w:val="left"/>
+      <w:pPr>
+        <w:ind w:left="7200" w:hanging="360"/>
+      </w:pPr>
+      <w:rPr>
+        <w:rFonts w:ascii="Wingdings" w:hAnsi="Wingdings" w:hint="default"/>
+      </w:rPr>
+    </w:lvl>
+  </w:abstractNum>
+  <w:num w:numId="1" w16cid:durableId="693962278">
+    <w:abstractNumId w:val="1"/>
+  </w:num>
+  <w:num w:numId="2" w16cid:durableId="1285233399">
+    <w:abstractNumId w:val="2"/>
+  </w:num>
+  <w:num w:numId="3" w16cid:durableId="1896309628">
+    <w:abstractNumId w:val="5"/>
+  </w:num>
+  <w:num w:numId="4" w16cid:durableId="70589923">
+    <w:abstractNumId w:val="4"/>
+  </w:num>
+  <w:num w:numId="5" w16cid:durableId="381633480">
+    <w:abstractNumId w:val="0"/>
+  </w:num>
+  <w:num w:numId="6" w16cid:durableId="1238131479">
+    <w:abstractNumId w:val="3"/>
+  </w:num>
+  <w:num w:numId="7" w16cid:durableId="1085805047">
+    <w:abstractNumId w:val="6"/>
+  </w:num>
+</w:numbering>
 </file>
 
 <file path=word/styles.xml><?xml version="1.0" encoding="utf-8"?>
@@ -616,7 +2016,6 @@
   <w:style w:type="character" w:default="1" w:styleId="DefaultParagraphFont">
     <w:name w:val="Default Paragraph Font"/>
     <w:uiPriority w:val="1"/>
-    <w:semiHidden/>
     <w:unhideWhenUsed/>
   </w:style>
   <w:style w:type="table" w:default="1" w:styleId="TableNormal">
